--- a/项目总结报告.docx
+++ b/项目总结报告.docx
@@ -50,7 +50,7 @@
     </w:p>
     <w:tbl>
       <w:tblPr>
-        <w:tblStyle w:val="5"/>
+        <w:tblStyle w:val="7"/>
         <w:tblW w:w="8928" w:type="dxa"/>
         <w:tblInd w:w="0" w:type="dxa"/>
         <w:tblBorders>
@@ -363,7 +363,7 @@
     </w:p>
     <w:tbl>
       <w:tblPr>
-        <w:tblStyle w:val="5"/>
+        <w:tblStyle w:val="7"/>
         <w:tblW w:w="8928" w:type="dxa"/>
         <w:tblInd w:w="0" w:type="dxa"/>
         <w:tblBorders>
@@ -395,12 +395,6 @@
             <w:insideH w:val="single" w:color="auto" w:sz="4" w:space="0"/>
             <w:insideV w:val="single" w:color="auto" w:sz="4" w:space="0"/>
           </w:tblBorders>
-          <w:tblCellMar>
-            <w:top w:w="0" w:type="dxa"/>
-            <w:left w:w="108" w:type="dxa"/>
-            <w:bottom w:w="0" w:type="dxa"/>
-            <w:right w:w="108" w:type="dxa"/>
-          </w:tblCellMar>
         </w:tblPrEx>
         <w:trPr>
           <w:cantSplit/>
@@ -521,200 +515,212 @@
           </w:p>
           <w:p>
             <w:pPr>
-              <w:bidi w:val="0"/>
-              <w:rPr>
-                <w:rFonts w:hint="eastAsia"/>
-                <w:lang w:val="en-US" w:eastAsia="zh-CN"/>
-              </w:rPr>
-            </w:pPr>
-            <w:r>
-              <w:rPr>
-                <w:rFonts w:hint="eastAsia"/>
-                <w:lang w:val="en-US" w:eastAsia="zh-CN"/>
-              </w:rPr>
-              <w:t>·账户</w:t>
-            </w:r>
-            <w:r>
-              <w:rPr>
-                <w:rFonts w:hint="default"/>
-                <w:lang w:val="en-US" w:eastAsia="zh-CN"/>
-              </w:rPr>
-              <w:t>：注册登录、改资料、头像</w:t>
-            </w:r>
-          </w:p>
-          <w:p>
-            <w:pPr>
-              <w:bidi w:val="0"/>
-              <w:rPr>
-                <w:rFonts w:hint="eastAsia"/>
-                <w:lang w:val="en-US" w:eastAsia="zh-CN"/>
-              </w:rPr>
-            </w:pPr>
-            <w:r>
-              <w:rPr>
-                <w:rFonts w:hint="eastAsia"/>
+              <w:numPr>
+                <w:numId w:val="0"/>
+              </w:numPr>
+              <w:adjustRightInd w:val="0"/>
+              <w:snapToGrid w:val="0"/>
+              <w:spacing w:line="460" w:lineRule="atLeast"/>
+              <w:ind w:leftChars="0"/>
+              <w:rPr>
+                <w:rFonts w:hint="eastAsia"/>
+                <w:szCs w:val="21"/>
+              </w:rPr>
+            </w:pPr>
+            <w:r>
+              <w:rPr>
+                <w:rFonts w:hint="eastAsia"/>
+                <w:szCs w:val="21"/>
                 <w:lang w:val="en-US" w:eastAsia="zh-CN"/>
               </w:rPr>
               <w:t>·</w:t>
             </w:r>
             <w:r>
               <w:rPr>
-                <w:rFonts w:hint="default"/>
-                <w:lang w:val="en-US" w:eastAsia="zh-CN"/>
-              </w:rPr>
-              <w:t>项目：创建/列表/详情、邀请成员、改角色、归档、时间线</w:t>
-            </w:r>
-          </w:p>
-          <w:p>
-            <w:pPr>
-              <w:bidi w:val="0"/>
-              <w:rPr>
-                <w:rFonts w:hint="eastAsia"/>
-                <w:lang w:val="en-US" w:eastAsia="zh-CN"/>
-              </w:rPr>
-            </w:pPr>
-            <w:r>
-              <w:rPr>
-                <w:rFonts w:hint="eastAsia"/>
+                <w:rFonts w:hint="eastAsia"/>
+                <w:szCs w:val="21"/>
+              </w:rPr>
+              <w:t>项目协作：创建项目、邀请成员、分配负责人和审核人，实现多人协作。</w:t>
+            </w:r>
+          </w:p>
+          <w:p>
+            <w:pPr>
+              <w:numPr>
+                <w:numId w:val="0"/>
+              </w:numPr>
+              <w:adjustRightInd w:val="0"/>
+              <w:snapToGrid w:val="0"/>
+              <w:spacing w:line="460" w:lineRule="atLeast"/>
+              <w:ind w:leftChars="0"/>
+              <w:rPr>
+                <w:rFonts w:hint="eastAsia"/>
+                <w:szCs w:val="21"/>
+              </w:rPr>
+            </w:pPr>
+            <w:r>
+              <w:rPr>
+                <w:rFonts w:hint="eastAsia"/>
+                <w:szCs w:val="21"/>
                 <w:lang w:val="en-US" w:eastAsia="zh-CN"/>
               </w:rPr>
               <w:t>·</w:t>
             </w:r>
             <w:r>
               <w:rPr>
-                <w:rFonts w:hint="default"/>
-                <w:lang w:val="en-US" w:eastAsia="zh-CN"/>
-              </w:rPr>
-              <w:t>记录：</w:t>
-            </w:r>
-            <w:r>
-              <w:rPr>
-                <w:rFonts w:hint="eastAsia"/>
-                <w:lang w:val="en-US" w:eastAsia="zh-CN"/>
-              </w:rPr>
-              <w:t>创建</w:t>
-            </w:r>
-            <w:r>
-              <w:rPr>
-                <w:rFonts w:hint="default"/>
-                <w:lang w:val="en-US" w:eastAsia="zh-CN"/>
-              </w:rPr>
-              <w:t>、编辑、审核、附件</w:t>
-            </w:r>
-          </w:p>
-          <w:p>
-            <w:pPr>
-              <w:bidi w:val="0"/>
-              <w:rPr>
-                <w:rFonts w:hint="eastAsia"/>
-                <w:lang w:val="en-US" w:eastAsia="zh-CN"/>
-              </w:rPr>
-            </w:pPr>
-            <w:r>
-              <w:rPr>
-                <w:rFonts w:hint="eastAsia"/>
+                <w:rFonts w:hint="eastAsia"/>
+                <w:szCs w:val="21"/>
+              </w:rPr>
+              <w:t>实验记录：使用结构化模板和富文本编辑器记录实验过程，支持附件、自动保存、搜索导出。</w:t>
+            </w:r>
+          </w:p>
+          <w:p>
+            <w:pPr>
+              <w:numPr>
+                <w:numId w:val="0"/>
+              </w:numPr>
+              <w:adjustRightInd w:val="0"/>
+              <w:snapToGrid w:val="0"/>
+              <w:spacing w:line="460" w:lineRule="atLeast"/>
+              <w:ind w:leftChars="0"/>
+              <w:rPr>
+                <w:rFonts w:hint="eastAsia"/>
+                <w:szCs w:val="21"/>
+              </w:rPr>
+            </w:pPr>
+            <w:r>
+              <w:rPr>
+                <w:rFonts w:hint="eastAsia"/>
+                <w:szCs w:val="21"/>
                 <w:lang w:val="en-US" w:eastAsia="zh-CN"/>
               </w:rPr>
               <w:t>·</w:t>
             </w:r>
             <w:r>
               <w:rPr>
-                <w:rFonts w:hint="default"/>
-                <w:lang w:val="en-US" w:eastAsia="zh-CN"/>
-              </w:rPr>
-              <w:t>模板：系统/个人模板，创建时固化快照</w:t>
-            </w:r>
-          </w:p>
-          <w:p>
-            <w:pPr>
-              <w:bidi w:val="0"/>
-              <w:rPr>
-                <w:rFonts w:hint="eastAsia"/>
-                <w:lang w:val="en-US" w:eastAsia="zh-CN"/>
-              </w:rPr>
-            </w:pPr>
-            <w:r>
-              <w:rPr>
-                <w:rFonts w:hint="eastAsia"/>
+                <w:rFonts w:hint="eastAsia"/>
+                <w:szCs w:val="21"/>
+              </w:rPr>
+              <w:t>审核流程：实验记录可提交审核、退回修改和审核通过，并通过状态机控制编辑权限。</w:t>
+            </w:r>
+          </w:p>
+          <w:p>
+            <w:pPr>
+              <w:numPr>
+                <w:numId w:val="0"/>
+              </w:numPr>
+              <w:adjustRightInd w:val="0"/>
+              <w:snapToGrid w:val="0"/>
+              <w:spacing w:line="460" w:lineRule="atLeast"/>
+              <w:ind w:leftChars="0"/>
+              <w:rPr>
+                <w:rFonts w:hint="eastAsia"/>
+                <w:szCs w:val="21"/>
+              </w:rPr>
+            </w:pPr>
+            <w:r>
+              <w:rPr>
+                <w:rFonts w:hint="eastAsia"/>
+                <w:szCs w:val="21"/>
                 <w:lang w:val="en-US" w:eastAsia="zh-CN"/>
               </w:rPr>
               <w:t>·</w:t>
             </w:r>
             <w:r>
               <w:rPr>
-                <w:rFonts w:hint="default"/>
-                <w:lang w:val="en-US" w:eastAsia="zh-CN"/>
-              </w:rPr>
-              <w:t>搜索与工作台：全局搜索、待办、通知</w:t>
-            </w:r>
-          </w:p>
-          <w:p>
-            <w:pPr>
-              <w:bidi w:val="0"/>
-              <w:rPr>
-                <w:rFonts w:hint="eastAsia"/>
-                <w:lang w:val="en-US" w:eastAsia="zh-CN"/>
-              </w:rPr>
-            </w:pPr>
-            <w:r>
-              <w:rPr>
-                <w:rFonts w:hint="eastAsia"/>
+                <w:rFonts w:hint="eastAsia"/>
+                <w:szCs w:val="21"/>
+              </w:rPr>
+              <w:t>版本管理：自动保存不可变历史版本，支持版本时间线、内容 Diff 和历史版本恢复。</w:t>
+            </w:r>
+          </w:p>
+          <w:p>
+            <w:pPr>
+              <w:numPr>
+                <w:numId w:val="0"/>
+              </w:numPr>
+              <w:adjustRightInd w:val="0"/>
+              <w:snapToGrid w:val="0"/>
+              <w:spacing w:line="460" w:lineRule="atLeast"/>
+              <w:ind w:leftChars="0"/>
+              <w:rPr>
+                <w:rFonts w:hint="eastAsia"/>
+                <w:szCs w:val="21"/>
+              </w:rPr>
+            </w:pPr>
+            <w:r>
+              <w:rPr>
+                <w:rFonts w:hint="eastAsia"/>
+                <w:szCs w:val="21"/>
                 <w:lang w:val="en-US" w:eastAsia="zh-CN"/>
               </w:rPr>
               <w:t>·</w:t>
             </w:r>
             <w:r>
               <w:rPr>
-                <w:rFonts w:hint="default"/>
-                <w:lang w:val="en-US" w:eastAsia="zh-CN"/>
-              </w:rPr>
-              <w:t>版本：历史、Diff、安全恢复</w:t>
-            </w:r>
-          </w:p>
-          <w:p>
-            <w:pPr>
-              <w:bidi w:val="0"/>
-              <w:rPr>
-                <w:rFonts w:hint="eastAsia"/>
-                <w:lang w:val="en-US" w:eastAsia="zh-CN"/>
-              </w:rPr>
-            </w:pPr>
-            <w:r>
-              <w:rPr>
-                <w:rFonts w:hint="eastAsia"/>
+                <w:rFonts w:hint="eastAsia"/>
+                <w:szCs w:val="21"/>
+              </w:rPr>
+              <w:t>安全与审计：提供角色权限、对象级访问控制、操作日志和并发冲突保护。</w:t>
+            </w:r>
+          </w:p>
+          <w:p>
+            <w:pPr>
+              <w:numPr>
+                <w:numId w:val="0"/>
+              </w:numPr>
+              <w:adjustRightInd w:val="0"/>
+              <w:snapToGrid w:val="0"/>
+              <w:spacing w:line="460" w:lineRule="atLeast"/>
+              <w:ind w:leftChars="0"/>
+              <w:rPr>
+                <w:rFonts w:hint="eastAsia"/>
+                <w:szCs w:val="21"/>
+              </w:rPr>
+            </w:pPr>
+            <w:r>
+              <w:rPr>
+                <w:rFonts w:hint="eastAsia"/>
+                <w:szCs w:val="21"/>
                 <w:lang w:val="en-US" w:eastAsia="zh-CN"/>
               </w:rPr>
               <w:t>·</w:t>
             </w:r>
             <w:r>
               <w:rPr>
-                <w:rFonts w:hint="default"/>
-                <w:lang w:val="en-US" w:eastAsia="zh-CN"/>
-              </w:rPr>
-              <w:t>Agent：项目/记录问答、拟合、画图、摘要与进度报告</w:t>
-            </w:r>
-          </w:p>
-          <w:p>
-            <w:pPr>
-              <w:bidi w:val="0"/>
-              <w:rPr>
-                <w:rFonts w:hint="eastAsia"/>
-                <w:lang w:val="en-US" w:eastAsia="zh-CN"/>
-              </w:rPr>
-            </w:pPr>
-            <w:r>
-              <w:rPr>
-                <w:rFonts w:hint="eastAsia"/>
+                <w:rFonts w:hint="eastAsia"/>
+                <w:szCs w:val="21"/>
+              </w:rPr>
+              <w:t>智能辅助：Agent 可通过只读工具查询项目数据，生成带证据、可追踪和可复核的分析结果。</w:t>
+            </w:r>
+          </w:p>
+          <w:p>
+            <w:pPr>
+              <w:numPr>
+                <w:numId w:val="0"/>
+              </w:numPr>
+              <w:adjustRightInd w:val="0"/>
+              <w:snapToGrid w:val="0"/>
+              <w:spacing w:line="460" w:lineRule="atLeast"/>
+              <w:ind w:leftChars="0"/>
+              <w:rPr>
+                <w:rFonts w:hint="eastAsia"/>
+                <w:szCs w:val="21"/>
+              </w:rPr>
+            </w:pPr>
+            <w:r>
+              <w:rPr>
+                <w:rFonts w:hint="eastAsia"/>
+                <w:szCs w:val="21"/>
                 <w:lang w:val="en-US" w:eastAsia="zh-CN"/>
               </w:rPr>
               <w:t>·</w:t>
             </w:r>
             <w:r>
               <w:rPr>
-                <w:rFonts w:hint="default"/>
-                <w:lang w:val="en-US" w:eastAsia="zh-CN"/>
-              </w:rPr>
-              <w:t>导出：已完成记录的 PDF / Markdown</w:t>
+                <w:rFonts w:hint="eastAsia"/>
+                <w:szCs w:val="21"/>
+              </w:rPr>
+              <w:t>数据分析扩展：支持读取 CSV/Excel 数据，进行曲线拟合、多元回归和图表展示。</w:t>
             </w:r>
           </w:p>
           <w:p>
@@ -865,57 +871,177 @@
           </w:p>
           <w:p>
             <w:pPr>
-              <w:bidi w:val="0"/>
-              <w:rPr>
-                <w:rFonts w:hint="default"/>
-                <w:lang w:val="en-US" w:eastAsia="zh-CN"/>
-              </w:rPr>
-            </w:pPr>
-            <w:r>
-              <w:rPr>
-                <w:rFonts w:hint="eastAsia"/>
-                <w:lang w:val="en-US" w:eastAsia="zh-CN"/>
-              </w:rPr>
-              <w:t>本次项目亮点在于接入agent对实验项目进行统一辅助分析与管理，通过接入deepseek-V4-flash作实验助手；添加拟合工具库，支持以自然语言要求agent做曲线拟合（支持</w:t>
-            </w:r>
-            <w:r>
-              <w:rPr>
-                <w:rFonts w:hint="default"/>
-                <w:lang w:val="en-US" w:eastAsia="zh-CN"/>
-              </w:rPr>
-              <w:t>线性/多项式/指数/对数/幂/米氏/Logistic 等</w:t>
-            </w:r>
-            <w:r>
-              <w:rPr>
-                <w:rFonts w:hint="eastAsia"/>
-                <w:lang w:val="en-US" w:eastAsia="zh-CN"/>
-              </w:rPr>
-              <w:t>），</w:t>
-            </w:r>
-            <w:r>
-              <w:rPr>
-                <w:rFonts w:hint="default"/>
-                <w:lang w:val="en-US" w:eastAsia="zh-CN"/>
-              </w:rPr>
-              <w:t>确认后由数值引擎算参（R²、RMSE），</w:t>
-            </w:r>
-            <w:r>
-              <w:rPr>
-                <w:rFonts w:hint="eastAsia"/>
-                <w:lang w:val="en-US" w:eastAsia="zh-CN"/>
-              </w:rPr>
-              <w:t>禁用大语言模型生成参数，保证数据严谨性。同时，支持根据数据内容和拟合结果绘图，将实验记录总结、分析、绘图一体化，深化了agent的辅助作用，极大地简化了实验者的工作任务。</w:t>
-            </w:r>
-          </w:p>
-          <w:p>
-            <w:pPr>
-              <w:adjustRightInd w:val="0"/>
-              <w:snapToGrid w:val="0"/>
-              <w:spacing w:line="460" w:lineRule="atLeast"/>
-              <w:rPr>
-                <w:szCs w:val="21"/>
-              </w:rPr>
-            </w:pPr>
+              <w:pStyle w:val="6"/>
+              <w:keepNext w:val="0"/>
+              <w:keepLines w:val="0"/>
+              <w:widowControl/>
+              <w:suppressLineNumbers w:val="0"/>
+              <w:pBdr>
+                <w:top w:val="none" w:color="auto" w:sz="0" w:space="0"/>
+                <w:left w:val="none" w:color="auto" w:sz="0" w:space="0"/>
+                <w:bottom w:val="none" w:color="auto" w:sz="0" w:space="0"/>
+                <w:right w:val="none" w:color="auto" w:sz="0" w:space="0"/>
+              </w:pBdr>
+              <w:shd w:val="clear" w:fill="FFFFFF"/>
+              <w:spacing w:before="0" w:beforeAutospacing="0" w:after="240" w:afterAutospacing="0" w:line="18" w:lineRule="atLeast"/>
+              <w:ind w:left="0" w:right="0" w:firstLine="0"/>
+              <w:jc w:val="left"/>
+              <w:rPr>
+                <w:rFonts w:hint="eastAsia" w:ascii="Times New Roman" w:hAnsi="Times New Roman" w:eastAsia="宋体" w:cs="Times New Roman"/>
+                <w:kern w:val="2"/>
+                <w:sz w:val="21"/>
+                <w:szCs w:val="24"/>
+                <w:lang w:val="en-US" w:eastAsia="zh-CN" w:bidi="ar-SA"/>
+              </w:rPr>
+            </w:pPr>
+            <w:r>
+              <w:rPr>
+                <w:rFonts w:hint="eastAsia" w:ascii="Times New Roman" w:hAnsi="Times New Roman" w:eastAsia="宋体" w:cs="Times New Roman"/>
+                <w:kern w:val="2"/>
+                <w:sz w:val="21"/>
+                <w:szCs w:val="24"/>
+                <w:lang w:val="en-US" w:eastAsia="zh-CN" w:bidi="ar-SA"/>
+              </w:rPr>
+              <w:t>权限、审核与状态机结合：系统通过综合考虑用户角色、项目成员关系、记录状态和操作类型来判断权限。实验记录按照状态机流转：编辑中 → 审核中 → 退回修改 / 审核通过。</w:t>
+            </w:r>
+            <w:r>
+              <w:rPr>
+                <w:rFonts w:hint="eastAsia" w:ascii="Times New Roman" w:hAnsi="Times New Roman" w:eastAsia="宋体" w:cs="Times New Roman"/>
+                <w:kern w:val="2"/>
+                <w:sz w:val="21"/>
+                <w:szCs w:val="24"/>
+                <w:lang w:val="en-US" w:eastAsia="zh-CN" w:bidi="ar-SA"/>
+              </w:rPr>
+              <w:t>将权限控制与业务状态深度结合，明确记录责任，从而保证实验记录的责任边界和审核可信度。</w:t>
+            </w:r>
+          </w:p>
+          <w:p>
+            <w:pPr>
+              <w:pStyle w:val="6"/>
+              <w:keepNext w:val="0"/>
+              <w:keepLines w:val="0"/>
+              <w:widowControl/>
+              <w:suppressLineNumbers w:val="0"/>
+              <w:pBdr>
+                <w:top w:val="none" w:color="auto" w:sz="0" w:space="0"/>
+                <w:left w:val="none" w:color="auto" w:sz="0" w:space="0"/>
+                <w:bottom w:val="none" w:color="auto" w:sz="0" w:space="0"/>
+                <w:right w:val="none" w:color="auto" w:sz="0" w:space="0"/>
+              </w:pBdr>
+              <w:shd w:val="clear" w:fill="FFFFFF"/>
+              <w:spacing w:before="0" w:beforeAutospacing="0" w:after="240" w:afterAutospacing="0" w:line="18" w:lineRule="atLeast"/>
+              <w:ind w:left="0" w:right="0" w:firstLine="0"/>
+              <w:jc w:val="left"/>
+              <w:rPr>
+                <w:rFonts w:hint="eastAsia" w:ascii="Times New Roman" w:hAnsi="Times New Roman" w:eastAsia="宋体" w:cs="Times New Roman"/>
+                <w:kern w:val="2"/>
+                <w:sz w:val="21"/>
+                <w:szCs w:val="24"/>
+                <w:lang w:val="en-US" w:eastAsia="zh-CN" w:bidi="ar-SA"/>
+              </w:rPr>
+            </w:pPr>
+            <w:r>
+              <w:rPr>
+                <w:rFonts w:hint="eastAsia" w:ascii="Times New Roman" w:hAnsi="Times New Roman" w:eastAsia="宋体" w:cs="Times New Roman"/>
+                <w:kern w:val="2"/>
+                <w:sz w:val="21"/>
+                <w:szCs w:val="24"/>
+                <w:lang w:val="en-US" w:eastAsia="zh-CN" w:bidi="ar-SA"/>
+              </w:rPr>
+              <w:t>Git 风格的时间线、版本管理与 Diff：</w:t>
+            </w:r>
+            <w:r>
+              <w:rPr>
+                <w:rFonts w:hint="eastAsia" w:ascii="Times New Roman" w:hAnsi="Times New Roman" w:eastAsia="宋体" w:cs="Times New Roman"/>
+                <w:kern w:val="2"/>
+                <w:sz w:val="21"/>
+                <w:szCs w:val="24"/>
+                <w:lang w:val="en-US" w:eastAsia="zh-CN" w:bidi="ar-SA"/>
+              </w:rPr>
+              <w:t>借鉴 Git 的版本治理思想，针对实验记录场景进行了领域化设计。每次提交或恢复都会生成不可变的 Revision，历史版本不会被覆盖。项目时间线聚合记录创建、提交审核、审核结果、版本恢复和 Agent 分析等关键事件。用户可以比较任意两个历史版本。能够记录修改历史、修改内容，并提供安全恢复，增强了实验过程的可追溯性和可复现性。</w:t>
+            </w:r>
+          </w:p>
+          <w:p>
+            <w:pPr>
+              <w:pStyle w:val="6"/>
+              <w:keepNext w:val="0"/>
+              <w:keepLines w:val="0"/>
+              <w:widowControl/>
+              <w:suppressLineNumbers w:val="0"/>
+              <w:pBdr>
+                <w:top w:val="none" w:color="auto" w:sz="0" w:space="0"/>
+                <w:left w:val="none" w:color="auto" w:sz="0" w:space="0"/>
+                <w:bottom w:val="none" w:color="auto" w:sz="0" w:space="0"/>
+                <w:right w:val="none" w:color="auto" w:sz="0" w:space="0"/>
+              </w:pBdr>
+              <w:shd w:val="clear" w:fill="FFFFFF"/>
+              <w:spacing w:before="0" w:beforeAutospacing="0" w:after="240" w:afterAutospacing="0" w:line="18" w:lineRule="atLeast"/>
+              <w:ind w:left="0" w:right="0" w:firstLine="0"/>
+              <w:jc w:val="left"/>
+              <w:rPr>
+                <w:rFonts w:hint="eastAsia" w:ascii="Times New Roman" w:hAnsi="Times New Roman" w:eastAsia="宋体" w:cs="Times New Roman"/>
+                <w:b w:val="0"/>
+                <w:bCs w:val="0"/>
+                <w:kern w:val="2"/>
+                <w:sz w:val="21"/>
+                <w:szCs w:val="24"/>
+                <w:lang w:val="en-US" w:eastAsia="zh-CN" w:bidi="ar-SA"/>
+              </w:rPr>
+            </w:pPr>
+            <w:r>
+              <w:rPr>
+                <w:rFonts w:hint="eastAsia" w:ascii="Times New Roman" w:hAnsi="Times New Roman" w:eastAsia="宋体" w:cs="Times New Roman"/>
+                <w:kern w:val="2"/>
+                <w:sz w:val="21"/>
+                <w:szCs w:val="24"/>
+                <w:lang w:val="en-US" w:eastAsia="zh-CN" w:bidi="ar-SA"/>
+              </w:rPr>
+              <w:t>Agent Harness 框架：参考 Tool Use Agent 模式，设计了一套受约束、可追踪的 Agent 运行框架。Agent 只能调用经过注册和验证的白名单只读工具。每次工具调用都会重新校验当前用户的访问权限，防止越权查询。Agent 的关键结论必须引用系统中真实存在的项目、记录或审核数据，等。这一框架把不可控的大模型限制在可授权、可验证、</w:t>
+            </w:r>
+            <w:r>
+              <w:rPr>
+                <w:rFonts w:hint="eastAsia" w:ascii="Times New Roman" w:hAnsi="Times New Roman" w:eastAsia="宋体" w:cs="Times New Roman"/>
+                <w:b w:val="0"/>
+                <w:bCs w:val="0"/>
+                <w:kern w:val="2"/>
+                <w:sz w:val="21"/>
+                <w:szCs w:val="24"/>
+                <w:lang w:val="en-US" w:eastAsia="zh-CN" w:bidi="ar-SA"/>
+              </w:rPr>
+              <w:t>可追踪的工程边界内，使 Agent 的回答有数据依据，执行过程可以复核。</w:t>
+            </w:r>
+          </w:p>
+          <w:p>
+            <w:pPr>
+              <w:pStyle w:val="6"/>
+              <w:keepNext w:val="0"/>
+              <w:keepLines w:val="0"/>
+              <w:widowControl/>
+              <w:suppressLineNumbers w:val="0"/>
+              <w:pBdr>
+                <w:top w:val="none" w:color="auto" w:sz="0" w:space="0"/>
+                <w:left w:val="none" w:color="auto" w:sz="0" w:space="0"/>
+                <w:bottom w:val="none" w:color="auto" w:sz="0" w:space="0"/>
+                <w:right w:val="none" w:color="auto" w:sz="0" w:space="0"/>
+              </w:pBdr>
+              <w:shd w:val="clear" w:fill="FFFFFF"/>
+              <w:spacing w:before="0" w:beforeAutospacing="0" w:after="240" w:afterAutospacing="0" w:line="18" w:lineRule="atLeast"/>
+              <w:ind w:left="0" w:right="0" w:firstLine="0"/>
+              <w:jc w:val="left"/>
+              <w:rPr>
+                <w:szCs w:val="21"/>
+              </w:rPr>
+            </w:pPr>
+            <w:r>
+              <w:rPr>
+                <w:rFonts w:hint="eastAsia" w:ascii="Times New Roman" w:hAnsi="Times New Roman" w:eastAsia="宋体" w:cs="Times New Roman"/>
+                <w:kern w:val="2"/>
+                <w:sz w:val="21"/>
+                <w:szCs w:val="24"/>
+                <w:lang w:val="en-US" w:eastAsia="zh-CN" w:bidi="ar-SA"/>
+              </w:rPr>
+              <w:t>在此基础上，系统进一步添加了实验数据拟合工具库。用户可以要求 Agent 分析 CSV、Excel 或实验记录中的数据，支持线性、多项式、指数、对数、幂函数、米氏和 Logistic 等拟合模型，自动生成可视化图表，简化实验者的工作任务。</w:t>
+            </w:r>
           </w:p>
           <w:p>
             <w:pPr>
@@ -1169,14 +1295,28 @@
                 <w:rFonts w:hint="eastAsia"/>
                 <w:lang w:val="en-US" w:eastAsia="zh-CN"/>
               </w:rPr>
-              <w:t>编码：</w:t>
+              <w:t>编码：大模型参与了</w:t>
             </w:r>
             <w:r>
               <w:rPr>
                 <w:rFonts w:hint="default"/>
                 <w:lang w:val="en-US" w:eastAsia="zh-CN"/>
               </w:rPr>
-              <w:t>完成前后端功能开发与联调，例如记录创建链路、Agent 对话、曲线拟合确认流、Excel/CSV 绘图、帮助说明 UI、API 与页面对接等</w:t>
+              <w:t>完成前后端功能开发与联调，例如记录创建链路、Agent 对话、曲线拟合确认流、Excel/CSV</w:t>
+            </w:r>
+            <w:r>
+              <w:rPr>
+                <w:rFonts w:hint="eastAsia"/>
+                <w:lang w:val="en-US" w:eastAsia="zh-CN"/>
+              </w:rPr>
+              <w:t>读取、</w:t>
+            </w:r>
+            <w:r>
+              <w:rPr>
+                <w:rFonts w:hint="default"/>
+                <w:lang w:val="en-US" w:eastAsia="zh-CN"/>
+              </w:rPr>
+              <w:t xml:space="preserve"> 绘图、API 与页面对接等</w:t>
             </w:r>
           </w:p>
           <w:p>
@@ -1192,14 +1332,28 @@
                 <w:rFonts w:hint="default"/>
                 <w:lang w:val="en-US" w:eastAsia="zh-CN"/>
               </w:rPr>
-              <w:t>协助排查运行期问题</w:t>
-            </w:r>
-            <w:r>
-              <w:rPr>
-                <w:rFonts w:hint="eastAsia"/>
-                <w:lang w:val="en-US" w:eastAsia="zh-CN"/>
-              </w:rPr>
-              <w:t>：核对试运行报错信息，提供错误定位与修改意见</w:t>
+              <w:t>协助排查运行期</w:t>
+            </w:r>
+            <w:r>
+              <w:rPr>
+                <w:rFonts w:hint="eastAsia"/>
+                <w:lang w:val="en-US" w:eastAsia="zh-CN"/>
+              </w:rPr>
+              <w:t>产生</w:t>
+            </w:r>
+            <w:r>
+              <w:rPr>
+                <w:rFonts w:hint="default"/>
+                <w:lang w:val="en-US" w:eastAsia="zh-CN"/>
+              </w:rPr>
+              <w:t>问题</w:t>
+            </w:r>
+            <w:r>
+              <w:rPr>
+                <w:rFonts w:hint="eastAsia"/>
+                <w:lang w:val="en-US" w:eastAsia="zh-CN"/>
+              </w:rPr>
+              <w:t>：大模型能够辅助核对试运行中的报错信息，提供错误定位与修改意见</w:t>
             </w:r>
           </w:p>
           <w:p>
@@ -1215,7 +1369,7 @@
                 <w:rFonts w:hint="eastAsia"/>
                 <w:lang w:val="en-US" w:eastAsia="zh-CN"/>
               </w:rPr>
-              <w:t>文档汇总：能够记录并整理功能与实现，为架构文档和迭代计划的整理提供信息对照和参考</w:t>
+              <w:t>文档汇总：大模型工具能够记录并整理功能与实现，同时也能预测项目未来的潜在风险，评估任务的实现难度，为架构文档和迭代计划的整理与优化提供信息对照和参考，</w:t>
             </w:r>
           </w:p>
           <w:p>
@@ -1273,7 +1427,7 @@
                 <w:rFonts w:hint="eastAsia"/>
                 <w:lang w:val="en-US" w:eastAsia="zh-CN"/>
               </w:rPr>
-              <w:t>需求确认与客户沟通：需要纯人工理解甲方需求，拟定原型和方案</w:t>
+              <w:t>需求确认：需要纯人工理解甲方需求，拟定原型和方案，需求的确认是强交互的纯人工流程，无法由大模型处理</w:t>
             </w:r>
             <w:r>
               <w:rPr>
@@ -1287,45 +1441,38 @@
                 <w:rFonts w:hint="eastAsia"/>
                 <w:lang w:val="en-US" w:eastAsia="zh-CN"/>
               </w:rPr>
-              <w:t>Demo测试运维：人工进行功能测试，模拟真</w:t>
+              <w:t>Demo测试与运维：需要人工进行前端的实际运行功能测试，模拟真实运行环境与验收，大模型难以理解实际运行反馈，只能从后端做模拟测试用例</w:t>
+            </w:r>
+            <w:r>
+              <w:rPr>
+                <w:rFonts w:hint="eastAsia"/>
+                <w:lang w:val="en-US" w:eastAsia="zh-CN"/>
+              </w:rPr>
+              <w:br w:type="textWrapping"/>
+            </w:r>
+            <w:r>
+              <w:rPr>
+                <w:rFonts w:hint="eastAsia"/>
+                <w:lang w:val="en-US" w:eastAsia="zh-CN"/>
+              </w:rPr>
+              <w:t>版本决策与功能合并：分支节点合并时候可能存在代码冲突，需要人工进行讨论审核取舍</w:t>
+            </w:r>
+            <w:r>
+              <w:rPr>
+                <w:rFonts w:hint="eastAsia"/>
+                <w:lang w:val="en-US" w:eastAsia="zh-CN"/>
+              </w:rPr>
+              <w:br w:type="textWrapping"/>
+            </w:r>
+            <w:r>
+              <w:rPr>
+                <w:rFonts w:hint="eastAsia"/>
+                <w:lang w:val="en-US" w:eastAsia="zh-CN"/>
+              </w:rPr>
+              <w:t>前端设计美化：考虑到易用性和界面美观，软件的操作反馈与界面美观是纯主观因素，大模型难以评估，需要进行人工设计与小组评估</w:t>
             </w:r>
             <w:bookmarkStart w:id="1" w:name="_GoBack"/>
             <w:bookmarkEnd w:id="1"/>
-            <w:r>
-              <w:rPr>
-                <w:rFonts w:hint="eastAsia"/>
-                <w:lang w:val="en-US" w:eastAsia="zh-CN"/>
-              </w:rPr>
-              <w:t>实运行环境与验收</w:t>
-            </w:r>
-            <w:r>
-              <w:rPr>
-                <w:rFonts w:hint="eastAsia"/>
-                <w:lang w:val="en-US" w:eastAsia="zh-CN"/>
-              </w:rPr>
-              <w:br w:type="textWrapping"/>
-            </w:r>
-            <w:r>
-              <w:rPr>
-                <w:rFonts w:hint="eastAsia"/>
-                <w:lang w:val="en-US" w:eastAsia="zh-CN"/>
-              </w:rPr>
-              <w:t>版本决策与功能合并：分支节点合并时候可能存在代码冲突，需要人工进行讨论审核取舍</w:t>
-            </w:r>
-            <w:r>
-              <w:rPr>
-                <w:rFonts w:hint="eastAsia"/>
-                <w:lang w:val="en-US" w:eastAsia="zh-CN"/>
-              </w:rPr>
-              <w:br w:type="textWrapping"/>
-            </w:r>
-            <w:r>
-              <w:rPr>
-                <w:rFonts w:hint="eastAsia"/>
-                <w:lang w:val="en-US" w:eastAsia="zh-CN"/>
-              </w:rPr>
-              <w:t>前端设计美化：考虑到易用性和界面美观，需要人工设计与小组评估</w:t>
-            </w:r>
           </w:p>
           <w:p>
             <w:pPr>
@@ -1401,7 +1548,7 @@
     <w:p/>
     <w:tbl>
       <w:tblPr>
-        <w:tblStyle w:val="5"/>
+        <w:tblStyle w:val="7"/>
         <w:tblW w:w="8928" w:type="dxa"/>
         <w:tblInd w:w="0" w:type="dxa"/>
         <w:tblBorders>
@@ -1433,12 +1580,6 @@
             <w:insideH w:val="single" w:color="auto" w:sz="4" w:space="0"/>
             <w:insideV w:val="single" w:color="auto" w:sz="4" w:space="0"/>
           </w:tblBorders>
-          <w:tblCellMar>
-            <w:top w:w="0" w:type="dxa"/>
-            <w:left w:w="108" w:type="dxa"/>
-            <w:bottom w:w="0" w:type="dxa"/>
-            <w:right w:w="108" w:type="dxa"/>
-          </w:tblCellMar>
         </w:tblPrEx>
         <w:trPr>
           <w:cantSplit/>
@@ -1495,7 +1636,7 @@
           </w:tcPr>
           <w:tbl>
             <w:tblPr>
-              <w:tblStyle w:val="6"/>
+              <w:tblStyle w:val="8"/>
               <w:tblW w:w="0" w:type="auto"/>
               <w:jc w:val="center"/>
               <w:tblBorders>
@@ -3232,7 +3373,7 @@
     </w:p>
     <w:tbl>
       <w:tblPr>
-        <w:tblStyle w:val="5"/>
+        <w:tblStyle w:val="7"/>
         <w:tblW w:w="8928" w:type="dxa"/>
         <w:tblInd w:w="0" w:type="dxa"/>
         <w:tblBorders>
@@ -3804,13 +3945,35 @@
       <w:sz w:val="44"/>
     </w:rPr>
   </w:style>
-  <w:style w:type="character" w:default="1" w:styleId="7">
+  <w:style w:type="paragraph" w:styleId="3">
+    <w:name w:val="heading 4"/>
+    <w:basedOn w:val="1"/>
+    <w:next w:val="1"/>
+    <w:semiHidden/>
+    <w:unhideWhenUsed/>
+    <w:qFormat/>
+    <w:uiPriority w:val="0"/>
+    <w:pPr>
+      <w:spacing w:before="0" w:beforeAutospacing="1" w:after="0" w:afterAutospacing="1"/>
+      <w:jc w:val="left"/>
+    </w:pPr>
+    <w:rPr>
+      <w:rFonts w:hint="eastAsia" w:ascii="宋体" w:hAnsi="宋体" w:eastAsia="宋体" w:cs="宋体"/>
+      <w:b/>
+      <w:bCs/>
+      <w:kern w:val="0"/>
+      <w:sz w:val="24"/>
+      <w:szCs w:val="24"/>
+      <w:lang w:val="en-US" w:eastAsia="zh-CN" w:bidi="ar"/>
+    </w:rPr>
+  </w:style>
+  <w:style w:type="character" w:default="1" w:styleId="9">
     <w:name w:val="Default Paragraph Font"/>
     <w:semiHidden/>
     <w:unhideWhenUsed/>
     <w:uiPriority w:val="1"/>
   </w:style>
-  <w:style w:type="table" w:default="1" w:styleId="5">
+  <w:style w:type="table" w:default="1" w:styleId="7">
     <w:name w:val="Normal Table"/>
     <w:semiHidden/>
     <w:unhideWhenUsed/>
@@ -3824,10 +3987,10 @@
       </w:tblCellMar>
     </w:tblPr>
   </w:style>
-  <w:style w:type="paragraph" w:styleId="3">
+  <w:style w:type="paragraph" w:styleId="4">
     <w:name w:val="footer"/>
     <w:basedOn w:val="1"/>
-    <w:link w:val="9"/>
+    <w:link w:val="12"/>
     <w:uiPriority w:val="0"/>
     <w:pPr>
       <w:tabs>
@@ -3842,10 +4005,10 @@
       <w:szCs w:val="18"/>
     </w:rPr>
   </w:style>
-  <w:style w:type="paragraph" w:styleId="4">
+  <w:style w:type="paragraph" w:styleId="5">
     <w:name w:val="header"/>
     <w:basedOn w:val="1"/>
-    <w:link w:val="8"/>
+    <w:link w:val="11"/>
     <w:uiPriority w:val="0"/>
     <w:pPr>
       <w:pBdr>
@@ -3863,9 +4026,24 @@
       <w:szCs w:val="18"/>
     </w:rPr>
   </w:style>
-  <w:style w:type="table" w:styleId="6">
+  <w:style w:type="paragraph" w:styleId="6">
+    <w:name w:val="Normal (Web)"/>
+    <w:basedOn w:val="1"/>
+    <w:uiPriority w:val="0"/>
+    <w:pPr>
+      <w:spacing w:before="0" w:beforeAutospacing="1" w:after="0" w:afterAutospacing="1"/>
+      <w:ind w:left="0" w:right="0"/>
+      <w:jc w:val="left"/>
+    </w:pPr>
+    <w:rPr>
+      <w:kern w:val="0"/>
+      <w:sz w:val="24"/>
+      <w:lang w:val="en-US" w:eastAsia="zh-CN" w:bidi="ar"/>
+    </w:rPr>
+  </w:style>
+  <w:style w:type="table" w:styleId="8">
     <w:name w:val="Table Grid"/>
-    <w:basedOn w:val="5"/>
+    <w:basedOn w:val="7"/>
     <w:qFormat/>
     <w:uiPriority w:val="0"/>
     <w:pPr>
@@ -3883,9 +4061,18 @@
       </w:tblBorders>
     </w:tblPr>
   </w:style>
-  <w:style w:type="character" w:customStyle="1" w:styleId="8">
+  <w:style w:type="character" w:styleId="10">
+    <w:name w:val="HTML Code"/>
+    <w:basedOn w:val="9"/>
+    <w:uiPriority w:val="0"/>
+    <w:rPr>
+      <w:rFonts w:ascii="Courier New" w:hAnsi="Courier New"/>
+      <w:sz w:val="20"/>
+    </w:rPr>
+  </w:style>
+  <w:style w:type="character" w:customStyle="1" w:styleId="11">
     <w:name w:val="页眉 字符"/>
-    <w:link w:val="4"/>
+    <w:link w:val="5"/>
     <w:uiPriority w:val="0"/>
     <w:rPr>
       <w:kern w:val="2"/>
@@ -3893,9 +4080,9 @@
       <w:szCs w:val="18"/>
     </w:rPr>
   </w:style>
-  <w:style w:type="character" w:customStyle="1" w:styleId="9">
+  <w:style w:type="character" w:customStyle="1" w:styleId="12">
     <w:name w:val="页脚 字符"/>
-    <w:link w:val="3"/>
+    <w:link w:val="4"/>
     <w:qFormat/>
     <w:uiPriority w:val="0"/>
     <w:rPr>
@@ -3904,7 +4091,7 @@
       <w:szCs w:val="18"/>
     </w:rPr>
   </w:style>
-  <w:style w:type="paragraph" w:styleId="10">
+  <w:style w:type="paragraph" w:styleId="13">
     <w:name w:val="List Paragraph"/>
     <w:basedOn w:val="1"/>
     <w:qFormat/>
